--- a/companies/calderwood-partners/Engagements/Carroll, Merritt and Williams/2009.06.22 - Status Report - Carroll, Merritt and Williams v2 FINAL.docx
+++ b/companies/calderwood-partners/Engagements/Carroll, Merritt and Williams/2009.06.22 - Status Report - Carroll, Merritt and Williams v2 FINAL.docx
@@ -7,12 +7,17 @@
         <w:pStyle w:val="Heading1"/>
       </w:pPr>
       <w:r>
-        <w:t>Status Report: Post-Merger Integration</w:t>
+        <w:t>Status Report: Post-Merger Integration for Carroll, Merritt and Williams</w:t>
       </w:r>
     </w:p>
     <w:p>
       <w:r>
-        <w:t>Client of record: Carroll, Merritt and Williams. Prepared by Daniel Leach, Research Associate, with Jason Torres, Principal, and Mary Parker, Research Associate. This report is written for your review ahead of the next working session. It records where the engagement stands, what has been completed since our last update, the work now in hand, how the work is tracking against the budget, and the items that still carry risk. Where I set out a result, I have marked it as a finding; where I set out something we have seen but not yet concluded, I have marked it as an observation, so that the two are not read as carrying the same weight.</w:t>
+        <w:t>Reporting period ending 22 June 2009. Prepared by Daniel Leach, Advisory, for the client's leadership; the engagement is led by Jason Torres, Principal.</w:t>
+      </w:r>
+    </w:p>
+    <w:p>
+      <w:r>
+        <w:t>In short, the integration of Carroll, Merritt and Williams is on plan and within budget at the midpoint of the engagement, and no item now open is likely to move the target dates. What follows sets out, in order, the position at this stage, the work completed since the last report, the state of the budget, the work planned for the coming period, and the two matters on which the client must decide. I have put the conclusion first; the detail below is meant to support it.</w:t>
       </w:r>
     </w:p>
     <w:p>
@@ -20,12 +25,12 @@
         <w:pStyle w:val="Heading2"/>
       </w:pPr>
       <w:r>
-        <w:t>Where the engagement stands</w:t>
+        <w:t>Position at This Stage</w:t>
       </w:r>
     </w:p>
     <w:p>
       <w:r>
-        <w:t>We are approximately halfway through the planned four months of work. The reconciled current-state view of the combined company is complete. The cost baseline is now closed on a single agreed basis, which resolves the one qualification that stood over it at the last working session. With those two pieces settled, the team has moved into the design of the target operating model for the functions named in the engagement letter. The fourth deliverable, the prioritized plan for the opening period after integration, has not yet begun; it follows the operating-model work and is scheduled for the second half of the engagement. The pace to date is in line with the plan, and I report no slippage in this period. There are no final recommendations in this report. The material below is progress and early observation only.</w:t>
+        <w:t>We have passed the midpoint of the engagement, and the work has moved from understanding the two combined businesses to designing how the joined company will run. The current-state review is complete and was accepted by the client, and the statement of integration priorities that came out of it has been agreed with the leadership of Carroll, Merritt and Williams. Four areas are now in progress against those priorities: the design of the combined support functions, the validation of the first-year savings, the sequencing of the changes, and the handling of the customer-facing operations. Three of the four are on their planned course. The fourth, the savings validation, carries the single open dependency described below, which is why I have recorded a risk rather than reported the period as wholly clean.</w:t>
       </w:r>
     </w:p>
     <w:p>
@@ -33,7 +38,12 @@
         <w:pStyle w:val="Heading2"/>
       </w:pPr>
       <w:r>
-        <w:t>Completed since the last report</w:t>
+        <w:t>Completed Since the Last Report</w:t>
+      </w:r>
+    </w:p>
+    <w:p>
+      <w:r>
+        <w:t>The following were finished in this period, each set against the priority it serves.</w:t>
       </w:r>
     </w:p>
     <w:p>
@@ -41,7 +51,7 @@
         <w:pStyle w:val="ListBullet"/>
       </w:pPr>
       <w:r>
-        <w:t>The reconciled headcount and reporting view is final. Mary Parker has closed the two positions where the acquired company's records and yours disagreed, and every figure in the view now carries a reference back to the record it came from.</w:t>
+        <w:t>Combined support-function design. The target structure for the shared support functions was drafted and reviewed with the client, and the affected role descriptions are written and now in review. This is where the two operating models overlap most, and where early consolidation was always the most likely.</w:t>
       </w:r>
     </w:p>
     <w:p>
@@ -49,7 +59,7 @@
         <w:pStyle w:val="ListBullet"/>
       </w:pPr>
       <w:r>
-        <w:t>The combined cost baseline is closed. Your finance staff have confirmed the single overhead definition that was open at the last session, and the Carroll, Merritt and Williams figures and the acquired-company figures are now built on the same basis. The combined figure no longer carries the qualification I noted before.</w:t>
+        <w:t>Savings baseline. From the reconciled cost baseline I assembled a first schedule of candidate savings, and separated those realizable in the first year from those that depend on existing contracts running their course, following the caution the client's finance team raised at the working session.</w:t>
       </w:r>
     </w:p>
     <w:p>
@@ -57,7 +67,15 @@
         <w:pStyle w:val="ListBullet"/>
       </w:pPr>
       <w:r>
-        <w:t>Jason Torres and I have completed the map of the functions that now sit in duplicate across the combined company. The duplication is concentrated in finance and operations, which matches what the headcount view showed at the supervisor level. I record this as an observation; it has not yet been costed, and I would not have you plan against it until it has.</w:t>
+        <w:t>Peer and market context. Mary Parker completed the comparison against the closest peers and filed the sources with the schedule, so that any figure the client questions can be traced to where it came from.</w:t>
+      </w:r>
+    </w:p>
+    <w:p>
+      <w:pPr>
+        <w:pStyle w:val="ListBullet"/>
+      </w:pPr>
+      <w:r>
+        <w:t>Sequencing plan. A first order for the combined changes was laid out so that the organization can absorb them without losing a step, and it is ready for review at the next session.</w:t>
       </w:r>
     </w:p>
     <w:p>
@@ -65,12 +83,12 @@
         <w:pStyle w:val="Heading2"/>
       </w:pPr>
       <w:r>
-        <w:t>Work now in hand</w:t>
+        <w:t>Budget</w:t>
       </w:r>
     </w:p>
     <w:p>
       <w:r>
-        <w:t>The team has turned to the target operating model. Jason Torres is leading the design, and it covers the functions named in the letter and no others. Two of those functions were organized differently in each legacy company; for those we are mapping both structures and marking where they diverge, so that the combined design accounts for both starting points and does not assume one company's shape. Mary Parker is assembling the supporting material for each function as the design proceeds and keeping the source register current. I am maintaining the consolidated data request log and will note its open items under risks below.</w:t>
+        <w:t>The engagement is billed against a fixed fee of $54,500. Approximately half of that amount has been earned as of this report, which matches the share of the planned work now complete; on the current projection the remaining work can be delivered within the fixed fee, and no further authorization is anticipated. I would enter one qualification. If the savings validation requires access and analysis beyond what the plan assumes, the additional effort could press against the fee; should that occur, we will bring it to the client for a decision before the work is begun.</w:t>
       </w:r>
     </w:p>
     <w:p>
@@ -78,12 +96,39 @@
         <w:pStyle w:val="Heading2"/>
       </w:pPr>
       <w:r>
-        <w:t>The engagement budget</w:t>
+        <w:t>Planned for the Coming Period</w:t>
       </w:r>
     </w:p>
     <w:p>
+      <w:pPr>
+        <w:pStyle w:val="ListBullet"/>
+      </w:pPr>
       <w:r>
-        <w:t>The work to date has been performed within the fixed fee of $54,500 set out in our engagement letter. The remaining scope, the operating-model design and the plan for the opening period, is covered by that same fee, and I do not foresee a change to it. Should a request from your side extend the scope beyond the letter, Jason Torres will price the addition in writing before any work on it begins, as the letter provides.</w:t>
+        <w:t>Complete the combined support-function design and issue the finalized role descriptions to the client for approval.</w:t>
+      </w:r>
+    </w:p>
+    <w:p>
+      <w:pPr>
+        <w:pStyle w:val="ListBullet"/>
+      </w:pPr>
+      <w:r>
+        <w:t>Close the savings validation, subject to the access noted below, and present the first-year figure separately from the amount that rests on existing contracts.</w:t>
+      </w:r>
+    </w:p>
+    <w:p>
+      <w:pPr>
+        <w:pStyle w:val="ListBullet"/>
+      </w:pPr>
+      <w:r>
+        <w:t>Confirm the sequencing plan with the client's leadership so that implementation can begin against an agreed order.</w:t>
+      </w:r>
+    </w:p>
+    <w:p>
+      <w:pPr>
+        <w:pStyle w:val="ListBullet"/>
+      </w:pPr>
+      <w:r>
+        <w:t>Prepare the mid-engagement briefing that draws the three streams into a single view of where the integration stands.</w:t>
       </w:r>
     </w:p>
     <w:p>
@@ -91,7 +136,12 @@
         <w:pStyle w:val="Heading2"/>
       </w:pPr>
       <w:r>
-        <w:t>Open items and risks</w:t>
+        <w:t>Matters Needing a Decision</w:t>
+      </w:r>
+    </w:p>
+    <w:p>
+      <w:r>
+        <w:t>Two decisions rest with the client before the coming period can proceed as planned. I have set out each one and what it holds up.</w:t>
       </w:r>
     </w:p>
     <w:p>
@@ -99,7 +149,7 @@
         <w:pStyle w:val="ListBullet"/>
       </w:pPr>
       <w:r>
-        <w:t>Access to your finance staff. The operating-model design needs occasional time with the people who own the acquired-company accounts. If that access slips, the design slips with it. A short standing slot each week would close the exposure.</w:t>
+        <w:t>Access to the retained-contract records of Carroll, Merritt and Williams. The savings validation cannot separate the durable savings from those bound up in existing contracts until the team can see the underlying contract terms, which have not yet been made available to us. This is the one dependency now holding a stream off its planned course.</w:t>
       </w:r>
     </w:p>
     <w:p>
@@ -107,23 +157,7 @@
         <w:pStyle w:val="ListBullet"/>
       </w:pPr>
       <w:r>
-        <w:t>Personnel-sensitive material. Some of the functional detail touches roles not yet settled since the merger. We are handling it under the convention agreed at kickoff, and I flag it here only to keep that handling on the record.</w:t>
-      </w:r>
-    </w:p>
-    <w:p>
-      <w:pPr>
-        <w:pStyle w:val="ListBullet"/>
-      </w:pPr>
-      <w:r>
-        <w:t>Confirmation of the in-scope function list. The written list has been circulated for your confirmation and is not yet returned. Until it is, the design proceeds on the letter's general terms and may need adjustment if the confirmed list differs from it.</w:t>
-      </w:r>
-    </w:p>
-    <w:p>
-      <w:pPr>
-        <w:pStyle w:val="ListBullet"/>
-      </w:pPr>
-      <w:r>
-        <w:t>Timing of the next working session. We have held the date open until the operating-model design has a reviewable first cut. I will propose a date as soon as it does.</w:t>
+        <w:t>Approval of the combined role descriptions. The finalized descriptions are ready to issue, but they cannot go to the affected managers until the client's leadership has approved the language, and a delay here would move the organization announcements past the point the sequencing plan assumes.</w:t>
       </w:r>
     </w:p>
     <w:p>
@@ -131,49 +165,12 @@
         <w:pStyle w:val="Heading2"/>
       </w:pPr>
       <w:r>
-        <w:t>Planned for the coming weeks</w:t>
-      </w:r>
-    </w:p>
-    <w:p>
-      <w:pPr>
-        <w:pStyle w:val="ListBullet"/>
-      </w:pPr>
-      <w:r>
-        <w:t>Complete a first cut of the target operating model for the in-scope functions.</w:t>
-      </w:r>
-    </w:p>
-    <w:p>
-      <w:pPr>
-        <w:pStyle w:val="ListBullet"/>
-      </w:pPr>
-      <w:r>
-        <w:t>Cost the duplicate-role observation once the design settles where each function sits, and bring it forward as a finding when it is defensible.</w:t>
-      </w:r>
-    </w:p>
-    <w:p>
-      <w:pPr>
-        <w:pStyle w:val="ListBullet"/>
-      </w:pPr>
-      <w:r>
-        <w:t>Begin the prioritized plan for the opening period after integration.</w:t>
-      </w:r>
-    </w:p>
-    <w:p>
-      <w:pPr>
-        <w:pStyle w:val="ListBullet"/>
-      </w:pPr>
-      <w:r>
-        <w:t>Present the first findings, labeled as such, at the next working session.</w:t>
+        <w:t>Assessment</w:t>
       </w:r>
     </w:p>
     <w:p>
       <w:r>
-        <w:t>I will keep the data request log current and circulate the next status report before the following working session. If any figure or statement in this report needs correcting, please tell me and I will amend it against the source.</w:t>
-      </w:r>
-    </w:p>
-    <w:p>
-      <w:r>
-        <w:t>Daniel Leach, Research Associate</w:t>
+        <w:t>Taken together, the engagement is where it should be at the midpoint, and the risks that remain are ones the client is placed to resolve directly rather than ones inherent in the work itself. Jason Torres will take this report to the client's leadership at the standing review and can carry either decision on that call. The action that most affects the coming period is access to the Carroll, Merritt and Williams contract records; securing it this week keeps the savings validation on its planned course, and I will send the specific list of records we need as soon as this report is in your hands.</w:t>
       </w:r>
     </w:p>
     <w:sectPr>
